--- a/작업일지/3주차.docx
+++ b/작업일지/3주차.docx
@@ -133,9 +133,6 @@
           <w:p>
             <w:pPr>
               <w:jc w:val="center"/>
-              <w:rPr>
-                <w:rFonts w:hint="eastAsia"/>
-              </w:rPr>
             </w:pPr>
             <w:r>
               <w:rPr>
@@ -413,11 +410,6 @@
             </w:r>
           </w:p>
           <w:p>
-            <w:pPr>
-              <w:rPr>
-                <w:rFonts w:hint="eastAsia"/>
-              </w:rPr>
-            </w:pPr>
             <w:r>
               <w:rPr>
                 <w:rFonts w:hint="eastAsia"/>
@@ -501,11 +493,6 @@
             </w:r>
           </w:p>
           <w:p>
-            <w:pPr>
-              <w:rPr>
-                <w:rFonts w:hint="eastAsia"/>
-              </w:rPr>
-            </w:pPr>
             <w:r>
               <w:rPr>
                 <w:rFonts w:hint="eastAsia"/>
@@ -567,11 +554,6 @@
             </w:r>
           </w:p>
           <w:p>
-            <w:pPr>
-              <w:rPr>
-                <w:rFonts w:hint="eastAsia"/>
-              </w:rPr>
-            </w:pPr>
             <w:r>
               <w:rPr>
                 <w:rFonts w:hint="eastAsia"/>
@@ -618,7 +600,7 @@
               <w:t xml:space="preserve">- </w:t>
             </w:r>
             <w:r>
-              <w:t>조명 천장 구현, 큐브 색 변경, x축 회전 수정</w:t>
+              <w:t>조명 천장 구현, 큐브 색 변경</w:t>
             </w:r>
           </w:p>
           <w:p>
@@ -633,6 +615,11 @@
             </w:r>
           </w:p>
           <w:p>
+            <w:pPr>
+              <w:rPr>
+                <w:rFonts w:hint="eastAsia"/>
+              </w:rPr>
+            </w:pPr>
             <w:r>
               <w:rPr>
                 <w:rFonts w:hint="eastAsia"/>
@@ -643,7 +630,6 @@
               <w:t>프로젝트 2개 생성한 거 1개로 바꾸기(기존 것 수정)</w:t>
             </w:r>
           </w:p>
-          <w:p/>
         </w:tc>
       </w:tr>
     </w:tbl>
@@ -763,7 +749,206 @@
           <w:tcPr>
             <w:tcW w:w="9214" w:type="dxa"/>
           </w:tcPr>
+          <w:p>
+            <w:r>
+              <w:rPr>
+                <w:rFonts w:hint="eastAsia"/>
+              </w:rPr>
+              <w:t xml:space="preserve">- 따라하기를 통해 조명을 구현했다. 조명으로 색이 바뀌는 벽의 색깔을 수정할 때 헷갈려서 헤맸다. 기존에는 DiffusedVertex가 XMFLOAT4 m_xmDiffuse 변수를 통해 색을 바꿨는데, 조명 효과를 구현하기 위해 생성한 CIlluminatedVertex는 XMFLOAT3 m_xmf3Normal 변수만 사용하길래 색을 어디서 바꾸는건지 계속 찾았다. CScene::BuildLightsAndMaterials()에서 Material을 생성하고, reflection 변수를 설정할 때 조명의 빛을 어떤 색으로 반사할 것인지 설정하는 것이었다. 기존 DiffusedMesh에서는 Mesh의 색을 </w:t>
+            </w:r>
+            <w:r>
+              <w:rPr>
+                <w:rFonts w:hint="eastAsia"/>
+              </w:rPr>
+              <w:t xml:space="preserve">직접 </w:t>
+            </w:r>
+            <w:r>
+              <w:rPr>
+                <w:rFonts w:hint="eastAsia"/>
+              </w:rPr>
+              <w:t>설정한 거였는데, 조명</w:t>
+            </w:r>
+            <w:r>
+              <w:rPr>
+                <w:rFonts w:hint="eastAsia"/>
+              </w:rPr>
+              <w:t xml:space="preserve">을 받는 </w:t>
+            </w:r>
+            <w:r>
+              <w:rPr>
+                <w:rFonts w:hint="eastAsia"/>
+              </w:rPr>
+              <w:t>IlluminatedMesh는 빛을 어떤 색으로 반사할 것인지 설정하는 것이다. 그래서 reflection을 수정해서 빨간 바닥과 파란 벽을 생성했다.</w:t>
+            </w:r>
+            <w:r>
+              <w:rPr>
+                <w:rFonts w:hint="eastAsia"/>
+              </w:rPr>
+              <w:t xml:space="preserve"> 벽에 조명 잘 적용되지 않은 문제도 reflection 수정을 통해 해결했다. </w:t>
+            </w:r>
+            <w:r>
+              <w:rPr>
+                <w:rFonts w:hint="eastAsia"/>
+              </w:rPr>
+              <w:t>그리고 천장을 구현하려고 했는데, 자꾸 앞을 가려서 천장은 뺐다.</w:t>
+            </w:r>
+          </w:p>
+          <w:p>
+            <w:r>
+              <w:lastRenderedPageBreak/>
+              <w:drawing>
+                <wp:inline distT="0" distB="0" distL="0" distR="0" wp14:anchorId="3C9EBC5C" wp14:editId="511FDBE1">
+                  <wp:extent cx="3466769" cy="2732077"/>
+                  <wp:effectExtent l="0" t="0" r="635" b="0"/>
+                  <wp:docPr id="173798093" name="그림 2"/>
+                  <wp:cNvGraphicFramePr>
+                    <a:graphicFrameLocks xmlns:a="http://schemas.openxmlformats.org/drawingml/2006/main" noChangeAspect="1"/>
+                  </wp:cNvGraphicFramePr>
+                  <a:graphic xmlns:a="http://schemas.openxmlformats.org/drawingml/2006/main">
+                    <a:graphicData uri="http://schemas.openxmlformats.org/drawingml/2006/picture">
+                      <pic:pic xmlns:pic="http://schemas.openxmlformats.org/drawingml/2006/picture">
+                        <pic:nvPicPr>
+                          <pic:cNvPr id="0" name="Picture 6"/>
+                          <pic:cNvPicPr>
+                            <a:picLocks noChangeAspect="1" noChangeArrowheads="1"/>
+                          </pic:cNvPicPr>
+                        </pic:nvPicPr>
+                        <pic:blipFill>
+                          <a:blip r:embed="rId7">
+                            <a:extLst>
+                              <a:ext uri="{28A0092B-C50C-407E-A947-70E740481C1C}">
+                                <a14:useLocalDpi xmlns:a14="http://schemas.microsoft.com/office/drawing/2010/main" val="0"/>
+                              </a:ext>
+                            </a:extLst>
+                          </a:blip>
+                          <a:srcRect/>
+                          <a:stretch>
+                            <a:fillRect/>
+                          </a:stretch>
+                        </pic:blipFill>
+                        <pic:spPr bwMode="auto">
+                          <a:xfrm>
+                            <a:off x="0" y="0"/>
+                            <a:ext cx="3476122" cy="2739448"/>
+                          </a:xfrm>
+                          <a:prstGeom prst="rect">
+                            <a:avLst/>
+                          </a:prstGeom>
+                          <a:noFill/>
+                          <a:ln>
+                            <a:noFill/>
+                          </a:ln>
+                        </pic:spPr>
+                      </pic:pic>
+                    </a:graphicData>
+                  </a:graphic>
+                </wp:inline>
+              </w:drawing>
+            </w:r>
+          </w:p>
           <w:p/>
+          <w:p>
+            <w:r>
+              <w:rPr>
+                <w:rFonts w:hint="eastAsia"/>
+              </w:rPr>
+              <w:t>- 루나책 5장 절반만 정독했다.</w:t>
+            </w:r>
+          </w:p>
+          <w:p/>
+          <w:p>
+            <w:pPr>
+              <w:rPr>
+                <w:rFonts w:hint="eastAsia"/>
+              </w:rPr>
+            </w:pPr>
+            <w:r>
+              <w:rPr>
+                <w:rFonts w:hint="eastAsia"/>
+              </w:rPr>
+              <w:t xml:space="preserve">- 새로 생성한 프로젝트에 </w:t>
+            </w:r>
+            <w:r>
+              <w:rPr>
+                <w:rFonts w:hint="eastAsia"/>
+              </w:rPr>
+              <w:t xml:space="preserve">수영이가 </w:t>
+            </w:r>
+            <w:r>
+              <w:rPr>
+                <w:rFonts w:hint="eastAsia"/>
+              </w:rPr>
+              <w:t>서버를 붙일 것이라고 해서, 기존 코드의 주석을 옮기고 코드</w:t>
+            </w:r>
+            <w:r>
+              <w:rPr>
+                <w:rFonts w:hint="eastAsia"/>
+              </w:rPr>
+              <w:t>를 정리했다. 기존에 작성한 프로젝트는 추후에 삭제하면 될 것 같다.</w:t>
+            </w:r>
+          </w:p>
+          <w:p/>
+          <w:p>
+            <w:pPr>
+              <w:rPr>
+                <w:rFonts w:hint="eastAsia"/>
+              </w:rPr>
+            </w:pPr>
+            <w:r>
+              <w:rPr>
+                <w:rFonts w:hint="eastAsia"/>
+              </w:rPr>
+              <w:t xml:space="preserve">- </w:t>
+            </w:r>
+            <w:r>
+              <w:rPr>
+                <w:rFonts w:hint="eastAsia"/>
+              </w:rPr>
+              <w:t xml:space="preserve">이번 주 회고: </w:t>
+            </w:r>
+            <w:r>
+              <w:rPr>
+                <w:rFonts w:hint="eastAsia"/>
+              </w:rPr>
+              <w:t>이번 주는 개강 전 방학을 마지막으로</w:t>
+            </w:r>
+            <w:r>
+              <w:rPr>
+                <w:rFonts w:hint="eastAsia"/>
+              </w:rPr>
+              <w:t xml:space="preserve"> 즐기느라 외출을 많이 </w:t>
+            </w:r>
+            <w:r>
+              <w:rPr>
+                <w:rFonts w:hint="eastAsia"/>
+              </w:rPr>
+              <w:t xml:space="preserve">했다. </w:t>
+            </w:r>
+            <w:r>
+              <w:rPr>
+                <w:rFonts w:hint="eastAsia"/>
+              </w:rPr>
+              <w:t>공부에 시간을 많이 쓰지 못</w:t>
+            </w:r>
+            <w:r>
+              <w:rPr>
+                <w:rFonts w:hint="eastAsia"/>
+              </w:rPr>
+              <w:t>했다는 것이다!</w:t>
+            </w:r>
+            <w:r>
+              <w:rPr>
+                <w:rFonts w:hint="eastAsia"/>
+              </w:rPr>
+              <w:t xml:space="preserve"> 그래도 아예 안 한 건 아니라 다행이다. 다음 주부터 개강인데 프로젝트에 시간을 많이 못 쓸 것 같아 걱정이긴 하지만, 틈틈이 </w:t>
+            </w:r>
+            <w:r>
+              <w:rPr>
+                <w:rFonts w:hint="eastAsia"/>
+              </w:rPr>
+              <w:t>공부해야겠다.</w:t>
+            </w:r>
+          </w:p>
         </w:tc>
       </w:tr>
     </w:tbl>

--- a/작업일지/3주차.docx
+++ b/작업일지/3주차.docx
@@ -207,6 +207,7 @@
                 <w:bCs/>
               </w:rPr>
             </w:pPr>
+            <w:proofErr w:type="spellStart"/>
             <w:r>
               <w:rPr>
                 <w:rFonts w:hint="eastAsia"/>
@@ -215,6 +216,7 @@
               </w:rPr>
               <w:t>팀명</w:t>
             </w:r>
+            <w:proofErr w:type="spellEnd"/>
           </w:p>
         </w:tc>
         <w:tc>
@@ -321,7 +323,21 @@
               <w:rPr>
                 <w:rFonts w:hint="eastAsia"/>
               </w:rPr>
-              <w:t>2022182035 임채은(클라/서버)</w:t>
+              <w:t xml:space="preserve">2022182035 </w:t>
+            </w:r>
+            <w:proofErr w:type="spellStart"/>
+            <w:r>
+              <w:rPr>
+                <w:rFonts w:hint="eastAsia"/>
+              </w:rPr>
+              <w:t>임채은</w:t>
+            </w:r>
+            <w:proofErr w:type="spellEnd"/>
+            <w:r>
+              <w:rPr>
+                <w:rFonts w:hint="eastAsia"/>
+              </w:rPr>
+              <w:t>(클라/서버)</w:t>
             </w:r>
           </w:p>
         </w:tc>
@@ -549,8 +565,13 @@
               </w:rPr>
               <w:t xml:space="preserve">- </w:t>
             </w:r>
-            <w:r>
-              <w:t>논블로킹 I/O로 프로젝트에 서버/클라이언트 연결 구현</w:t>
+            <w:proofErr w:type="spellStart"/>
+            <w:r>
+              <w:t>논블로킹</w:t>
+            </w:r>
+            <w:proofErr w:type="spellEnd"/>
+            <w:r>
+              <w:t xml:space="preserve"> I/O로 프로젝트에 서버/클라이언트 연결 구현</w:t>
             </w:r>
           </w:p>
           <w:p>
@@ -561,7 +582,15 @@
               <w:t xml:space="preserve">- </w:t>
             </w:r>
             <w:r>
-              <w:t>프로젝트 protobuf 추가</w:t>
+              <w:t xml:space="preserve">프로젝트 </w:t>
+            </w:r>
+            <w:proofErr w:type="spellStart"/>
+            <w:r>
+              <w:t>protobuf</w:t>
+            </w:r>
+            <w:proofErr w:type="spellEnd"/>
+            <w:r>
+              <w:t xml:space="preserve"> 추가</w:t>
             </w:r>
           </w:p>
         </w:tc>
@@ -578,6 +607,7 @@
                 <w:bCs/>
               </w:rPr>
             </w:pPr>
+            <w:proofErr w:type="spellStart"/>
             <w:r>
               <w:rPr>
                 <w:rFonts w:hint="eastAsia"/>
@@ -586,6 +616,7 @@
               </w:rPr>
               <w:t>임채은</w:t>
             </w:r>
+            <w:proofErr w:type="spellEnd"/>
           </w:p>
         </w:tc>
         <w:tc>
@@ -610,16 +641,16 @@
               </w:rPr>
               <w:t xml:space="preserve">- </w:t>
             </w:r>
-            <w:r>
-              <w:t>루나책 5장 정독</w:t>
-            </w:r>
-          </w:p>
-          <w:p>
-            <w:pPr>
-              <w:rPr>
-                <w:rFonts w:hint="eastAsia"/>
-              </w:rPr>
-            </w:pPr>
+            <w:proofErr w:type="spellStart"/>
+            <w:r>
+              <w:t>루나책</w:t>
+            </w:r>
+            <w:proofErr w:type="spellEnd"/>
+            <w:r>
+              <w:t xml:space="preserve"> 5장 정독</w:t>
+            </w:r>
+          </w:p>
+          <w:p>
             <w:r>
               <w:rPr>
                 <w:rFonts w:hint="eastAsia"/>
@@ -687,10 +718,59 @@
             <w:tcW w:w="9214" w:type="dxa"/>
           </w:tcPr>
           <w:p>
+            <w:r>
+              <w:t xml:space="preserve">- 전투 기획서 작성 중: ChatGPT를 이용하여 &lt;전투 기획서&gt; 안에 </w:t>
+            </w:r>
+            <w:proofErr w:type="spellStart"/>
+            <w:r>
+              <w:t>들어가야할</w:t>
+            </w:r>
+            <w:proofErr w:type="spellEnd"/>
+            <w:r>
+              <w:t xml:space="preserve"> 내용이 무엇인지 논의하였다. 우리 게임에서 전투가 갖는 의미와 전투의 방향성에 대해 집중적으로 작성하였다. 게임 기획자로서 이 게임을 플레이하는 유저가 전투에 대해 어떻게 느끼면 좋을지 고민하였다. </w:t>
+            </w:r>
+          </w:p>
+          <w:p>
+            <w:r>
+              <w:rPr>
+                <w:rFonts w:hint="eastAsia"/>
+              </w:rPr>
+              <w:t>전투</w:t>
+            </w:r>
+            <w:r>
+              <w:t xml:space="preserve"> 기획서 안에 전투에 대한 일괄적인 내용만 작성하게 되어서 이렇게 작성하는 것이 맞는지 고민이 되었다. 전투에 쓰이는 무기나 다른 아이템에 대해서도 추후 작성은 하겠지만, 예시가 될 법한 무기나 아이템 한 종류라도 지금 기획서에 넣는 편이 좋았을까? </w:t>
+            </w:r>
+          </w:p>
+          <w:p/>
+          <w:p>
             <w:pPr>
-              <w:pStyle w:val="a6"/>
-              <w:ind w:left="880"/>
+              <w:rPr>
+                <w:rFonts w:hint="eastAsia"/>
+              </w:rPr>
             </w:pPr>
+            <w:r>
+              <w:t>- 게임 기획서 작성 중: 지난 주 작성한 문서에서 크게 추가된 내용은 없다.</w:t>
+            </w:r>
+            <w:r>
+              <w:rPr>
+                <w:rFonts w:hint="eastAsia"/>
+              </w:rPr>
+              <w:t xml:space="preserve"> 작성할 수 있는 비교적 쉬운 부분(스토리나 컨셉 등)부터 우선 작성하도록 </w:t>
+            </w:r>
+            <w:proofErr w:type="spellStart"/>
+            <w:r>
+              <w:rPr>
+                <w:rFonts w:hint="eastAsia"/>
+              </w:rPr>
+              <w:t>노력해야겠다</w:t>
+            </w:r>
+            <w:proofErr w:type="spellEnd"/>
+            <w:r>
+              <w:rPr>
+                <w:rFonts w:hint="eastAsia"/>
+              </w:rPr>
+              <w:t>. 학기가 시작되면 게임기획2를 수강하게 되었기 때문에 해당 강의에서 도움을 받고 싶다.</w:t>
+            </w:r>
           </w:p>
         </w:tc>
       </w:tr>
@@ -720,7 +800,112 @@
           <w:tcPr>
             <w:tcW w:w="9214" w:type="dxa"/>
           </w:tcPr>
+          <w:p>
+            <w:r>
+              <w:rPr>
+                <w:rFonts w:hint="eastAsia"/>
+              </w:rPr>
+              <w:t xml:space="preserve">- 게임 서버 프로그래밍 교과서 6장까지 학습했다. </w:t>
+            </w:r>
+          </w:p>
+          <w:p>
+            <w:r>
+              <w:rPr>
+                <w:rFonts w:hint="eastAsia"/>
+              </w:rPr>
+              <w:t xml:space="preserve">- </w:t>
+            </w:r>
+            <w:proofErr w:type="spellStart"/>
+            <w:r>
+              <w:rPr>
+                <w:rFonts w:hint="eastAsia"/>
+              </w:rPr>
+              <w:t>논블로킹</w:t>
+            </w:r>
+            <w:proofErr w:type="spellEnd"/>
+            <w:r>
+              <w:rPr>
+                <w:rFonts w:hint="eastAsia"/>
+              </w:rPr>
+              <w:t xml:space="preserve"> I/O를 Poll을 이용해서 </w:t>
+            </w:r>
+            <w:r>
+              <w:t>서버/클라이언트 연결</w:t>
+            </w:r>
+            <w:r>
+              <w:rPr>
+                <w:rFonts w:hint="eastAsia"/>
+              </w:rPr>
+              <w:t xml:space="preserve">을 구현했으나, connect, </w:t>
+            </w:r>
+            <w:proofErr w:type="spellStart"/>
+            <w:r>
+              <w:rPr>
+                <w:rFonts w:hint="eastAsia"/>
+              </w:rPr>
+              <w:t>recv</w:t>
+            </w:r>
+            <w:proofErr w:type="spellEnd"/>
+            <w:r>
+              <w:rPr>
+                <w:rFonts w:hint="eastAsia"/>
+              </w:rPr>
+              <w:t xml:space="preserve">, send 등 </w:t>
+            </w:r>
+            <w:proofErr w:type="spellStart"/>
+            <w:r>
+              <w:rPr>
+                <w:rFonts w:hint="eastAsia"/>
+              </w:rPr>
+              <w:t>논블로킹</w:t>
+            </w:r>
+            <w:proofErr w:type="spellEnd"/>
+            <w:r>
+              <w:rPr>
+                <w:rFonts w:hint="eastAsia"/>
+              </w:rPr>
+              <w:t xml:space="preserve"> 처리가 제대로 되지 않은 부분이 있어 보완이 필요하다.</w:t>
+            </w:r>
+          </w:p>
+          <w:p>
+            <w:r>
+              <w:rPr>
+                <w:rFonts w:hint="eastAsia"/>
+              </w:rPr>
+              <w:t xml:space="preserve">- 서버/클라이언트 프로젝트 모두에 </w:t>
+            </w:r>
+            <w:proofErr w:type="spellStart"/>
+            <w:r>
+              <w:rPr>
+                <w:rFonts w:hint="eastAsia"/>
+              </w:rPr>
+              <w:t>Protobuf</w:t>
+            </w:r>
+            <w:proofErr w:type="spellEnd"/>
+            <w:r>
+              <w:rPr>
+                <w:rFonts w:hint="eastAsia"/>
+              </w:rPr>
+              <w:t>를 추가했다.</w:t>
+            </w:r>
+          </w:p>
           <w:p/>
+          <w:p>
+            <w:r>
+              <w:rPr>
+                <w:rFonts w:hint="eastAsia"/>
+              </w:rPr>
+              <w:t>[오류 로그]</w:t>
+            </w:r>
+          </w:p>
+          <w:p>
+            <w:r>
+              <w:rPr>
+                <w:rFonts w:hint="eastAsia"/>
+              </w:rPr>
+              <w:t xml:space="preserve">-서버 구축 도중 클라이언트 프로젝트에서 DirectX 관련 인식 불가 버그가 생겼었으나, 헤더 꼬임으로 인해 발생한 것으로 추측되며, 헤더 위치를 조정하자 해결되었다. </w:t>
+            </w:r>
+          </w:p>
         </w:tc>
       </w:tr>
       <w:tr>
@@ -735,14 +920,17 @@
                 <w:bCs/>
               </w:rPr>
             </w:pPr>
+            <w:proofErr w:type="spellStart"/>
             <w:r>
               <w:rPr>
                 <w:rFonts w:hint="eastAsia"/>
                 <w:b/>
                 <w:bCs/>
               </w:rPr>
+              <w:lastRenderedPageBreak/>
               <w:t>임채은</w:t>
             </w:r>
+            <w:proofErr w:type="spellEnd"/>
           </w:p>
         </w:tc>
         <w:tc>
@@ -754,48 +942,128 @@
               <w:rPr>
                 <w:rFonts w:hint="eastAsia"/>
               </w:rPr>
-              <w:t xml:space="preserve">- 따라하기를 통해 조명을 구현했다. 조명으로 색이 바뀌는 벽의 색깔을 수정할 때 헷갈려서 헤맸다. 기존에는 DiffusedVertex가 XMFLOAT4 m_xmDiffuse 변수를 통해 색을 바꿨는데, 조명 효과를 구현하기 위해 생성한 CIlluminatedVertex는 XMFLOAT3 m_xmf3Normal 변수만 사용하길래 색을 어디서 바꾸는건지 계속 찾았다. CScene::BuildLightsAndMaterials()에서 Material을 생성하고, reflection 변수를 설정할 때 조명의 빛을 어떤 색으로 반사할 것인지 설정하는 것이었다. 기존 DiffusedMesh에서는 Mesh의 색을 </w:t>
-            </w:r>
-            <w:r>
-              <w:rPr>
-                <w:rFonts w:hint="eastAsia"/>
-              </w:rPr>
-              <w:t xml:space="preserve">직접 </w:t>
-            </w:r>
-            <w:r>
-              <w:rPr>
-                <w:rFonts w:hint="eastAsia"/>
-              </w:rPr>
-              <w:t>설정한 거였는데, 조명</w:t>
-            </w:r>
-            <w:r>
-              <w:rPr>
-                <w:rFonts w:hint="eastAsia"/>
-              </w:rPr>
-              <w:t xml:space="preserve">을 받는 </w:t>
-            </w:r>
-            <w:r>
-              <w:rPr>
-                <w:rFonts w:hint="eastAsia"/>
-              </w:rPr>
-              <w:t>IlluminatedMesh는 빛을 어떤 색으로 반사할 것인지 설정하는 것이다. 그래서 reflection을 수정해서 빨간 바닥과 파란 벽을 생성했다.</w:t>
-            </w:r>
-            <w:r>
-              <w:rPr>
-                <w:rFonts w:hint="eastAsia"/>
-              </w:rPr>
-              <w:t xml:space="preserve"> 벽에 조명 잘 적용되지 않은 문제도 reflection 수정을 통해 해결했다. </w:t>
-            </w:r>
-            <w:r>
-              <w:rPr>
-                <w:rFonts w:hint="eastAsia"/>
-              </w:rPr>
-              <w:t>그리고 천장을 구현하려고 했는데, 자꾸 앞을 가려서 천장은 뺐다.</w:t>
-            </w:r>
-          </w:p>
-          <w:p>
-            <w:r>
-              <w:lastRenderedPageBreak/>
+              <w:t xml:space="preserve">- 따라하기를 통해 조명을 구현했다. 조명으로 색이 바뀌는 벽의 색깔을 수정할 때 헷갈려서 헤맸다. 기존에는 </w:t>
+            </w:r>
+            <w:proofErr w:type="spellStart"/>
+            <w:r>
+              <w:rPr>
+                <w:rFonts w:hint="eastAsia"/>
+              </w:rPr>
+              <w:t>DiffusedVertex</w:t>
+            </w:r>
+            <w:proofErr w:type="spellEnd"/>
+            <w:r>
+              <w:rPr>
+                <w:rFonts w:hint="eastAsia"/>
+              </w:rPr>
+              <w:t xml:space="preserve">가 XMFLOAT4 </w:t>
+            </w:r>
+            <w:proofErr w:type="spellStart"/>
+            <w:r>
+              <w:rPr>
+                <w:rFonts w:hint="eastAsia"/>
+              </w:rPr>
+              <w:t>m_xmDiffuse</w:t>
+            </w:r>
+            <w:proofErr w:type="spellEnd"/>
+            <w:r>
+              <w:rPr>
+                <w:rFonts w:hint="eastAsia"/>
+              </w:rPr>
+              <w:t xml:space="preserve"> 변수를 통해 색을 바꿨는데, 조명 효과를 구현하기 위해 생성한 </w:t>
+            </w:r>
+            <w:proofErr w:type="spellStart"/>
+            <w:r>
+              <w:rPr>
+                <w:rFonts w:hint="eastAsia"/>
+              </w:rPr>
+              <w:t>CIlluminatedVertex</w:t>
+            </w:r>
+            <w:proofErr w:type="spellEnd"/>
+            <w:r>
+              <w:rPr>
+                <w:rFonts w:hint="eastAsia"/>
+              </w:rPr>
+              <w:t xml:space="preserve">는 XMFLOAT3 m_xmf3Normal 변수만 사용하길래 색을 어디서 </w:t>
+            </w:r>
+            <w:proofErr w:type="spellStart"/>
+            <w:r>
+              <w:rPr>
+                <w:rFonts w:hint="eastAsia"/>
+              </w:rPr>
+              <w:t>바꾸는건지</w:t>
+            </w:r>
+            <w:proofErr w:type="spellEnd"/>
+            <w:r>
+              <w:rPr>
+                <w:rFonts w:hint="eastAsia"/>
+              </w:rPr>
+              <w:t xml:space="preserve"> 계속 찾았다. </w:t>
+            </w:r>
+            <w:proofErr w:type="spellStart"/>
+            <w:proofErr w:type="gramStart"/>
+            <w:r>
+              <w:rPr>
+                <w:rFonts w:hint="eastAsia"/>
+              </w:rPr>
+              <w:t>CScene</w:t>
+            </w:r>
+            <w:proofErr w:type="spellEnd"/>
+            <w:r>
+              <w:rPr>
+                <w:rFonts w:hint="eastAsia"/>
+              </w:rPr>
+              <w:t>::</w:t>
+            </w:r>
+            <w:proofErr w:type="spellStart"/>
+            <w:proofErr w:type="gramEnd"/>
+            <w:r>
+              <w:rPr>
+                <w:rFonts w:hint="eastAsia"/>
+              </w:rPr>
+              <w:t>BuildLightsAndMaterials</w:t>
+            </w:r>
+            <w:proofErr w:type="spellEnd"/>
+            <w:r>
+              <w:rPr>
+                <w:rFonts w:hint="eastAsia"/>
+              </w:rPr>
+              <w:t xml:space="preserve">()에서 Material을 생성하고, reflection 변수를 설정할 때 조명의 빛을 어떤 색으로 반사할 것인지 설정하는 것이었다. 기존 </w:t>
+            </w:r>
+            <w:proofErr w:type="spellStart"/>
+            <w:r>
+              <w:rPr>
+                <w:rFonts w:hint="eastAsia"/>
+              </w:rPr>
+              <w:t>DiffusedMesh</w:t>
+            </w:r>
+            <w:proofErr w:type="spellEnd"/>
+            <w:r>
+              <w:rPr>
+                <w:rFonts w:hint="eastAsia"/>
+              </w:rPr>
+              <w:t xml:space="preserve">에서는 Mesh의 색을 직접 설정한 거였는데, 조명을 받는 </w:t>
+            </w:r>
+            <w:proofErr w:type="spellStart"/>
+            <w:r>
+              <w:rPr>
+                <w:rFonts w:hint="eastAsia"/>
+              </w:rPr>
+              <w:t>IlluminatedMesh</w:t>
+            </w:r>
+            <w:proofErr w:type="spellEnd"/>
+            <w:r>
+              <w:rPr>
+                <w:rFonts w:hint="eastAsia"/>
+              </w:rPr>
+              <w:t>는 빛을 어떤 색으로 반사할 것인지 설정하는 것이다. 그래서 reflection을 수정해서 빨간 바닥과 파란 벽을 생성했다. 벽에 조명 잘 적용되지 않은 문제도 reflection 수정을 통해 해결했다. 그리고 천장을 구현하려고 했는데, 자꾸 앞을 가려서 천장은 뺐다.</w:t>
+            </w:r>
+          </w:p>
+          <w:p>
+            <w:r>
+              <w:rPr>
+                <w:noProof/>
+              </w:rPr>
               <w:drawing>
                 <wp:inline distT="0" distB="0" distL="0" distR="0" wp14:anchorId="3C9EBC5C" wp14:editId="511FDBE1">
                   <wp:extent cx="3466769" cy="2732077"/>
@@ -852,101 +1120,67 @@
               <w:rPr>
                 <w:rFonts w:hint="eastAsia"/>
               </w:rPr>
-              <w:t>- 루나책 5장 절반만 정독했다.</w:t>
+              <w:t xml:space="preserve">- </w:t>
+            </w:r>
+            <w:proofErr w:type="spellStart"/>
+            <w:r>
+              <w:rPr>
+                <w:rFonts w:hint="eastAsia"/>
+              </w:rPr>
+              <w:t>루나책</w:t>
+            </w:r>
+            <w:proofErr w:type="spellEnd"/>
+            <w:r>
+              <w:rPr>
+                <w:rFonts w:hint="eastAsia"/>
+              </w:rPr>
+              <w:t xml:space="preserve"> 5장 절반만 </w:t>
+            </w:r>
+            <w:proofErr w:type="spellStart"/>
+            <w:r>
+              <w:rPr>
+                <w:rFonts w:hint="eastAsia"/>
+              </w:rPr>
+              <w:t>정독했다</w:t>
+            </w:r>
+            <w:proofErr w:type="spellEnd"/>
+            <w:r>
+              <w:rPr>
+                <w:rFonts w:hint="eastAsia"/>
+              </w:rPr>
+              <w:t>.</w:t>
             </w:r>
           </w:p>
           <w:p/>
           <w:p>
-            <w:pPr>
-              <w:rPr>
-                <w:rFonts w:hint="eastAsia"/>
-              </w:rPr>
-            </w:pPr>
-            <w:r>
-              <w:rPr>
-                <w:rFonts w:hint="eastAsia"/>
-              </w:rPr>
-              <w:t xml:space="preserve">- 새로 생성한 프로젝트에 </w:t>
-            </w:r>
-            <w:r>
-              <w:rPr>
-                <w:rFonts w:hint="eastAsia"/>
-              </w:rPr>
-              <w:t xml:space="preserve">수영이가 </w:t>
-            </w:r>
-            <w:r>
-              <w:rPr>
-                <w:rFonts w:hint="eastAsia"/>
-              </w:rPr>
-              <w:t>서버를 붙일 것이라고 해서, 기존 코드의 주석을 옮기고 코드</w:t>
-            </w:r>
-            <w:r>
-              <w:rPr>
-                <w:rFonts w:hint="eastAsia"/>
-              </w:rPr>
-              <w:t>를 정리했다. 기존에 작성한 프로젝트는 추후에 삭제하면 될 것 같다.</w:t>
+            <w:r>
+              <w:rPr>
+                <w:rFonts w:hint="eastAsia"/>
+              </w:rPr>
+              <w:t>- 새로 생성한 프로젝트에 수영이가 서버를 붙일 것이라고 해서, 기존 코드의 주석을 옮기고 코드를 정리했다. 기존에 작성한 프로젝트는 추후에 삭제하면 될 것 같다.</w:t>
             </w:r>
           </w:p>
           <w:p/>
           <w:p>
-            <w:pPr>
-              <w:rPr>
-                <w:rFonts w:hint="eastAsia"/>
-              </w:rPr>
-            </w:pPr>
-            <w:r>
-              <w:rPr>
-                <w:rFonts w:hint="eastAsia"/>
-              </w:rPr>
-              <w:t xml:space="preserve">- </w:t>
-            </w:r>
-            <w:r>
-              <w:rPr>
-                <w:rFonts w:hint="eastAsia"/>
-              </w:rPr>
-              <w:t xml:space="preserve">이번 주 회고: </w:t>
-            </w:r>
-            <w:r>
-              <w:rPr>
-                <w:rFonts w:hint="eastAsia"/>
-              </w:rPr>
-              <w:t>이번 주는 개강 전 방학을 마지막으로</w:t>
-            </w:r>
-            <w:r>
-              <w:rPr>
-                <w:rFonts w:hint="eastAsia"/>
-              </w:rPr>
-              <w:t xml:space="preserve"> 즐기느라 외출을 많이 </w:t>
-            </w:r>
-            <w:r>
-              <w:rPr>
-                <w:rFonts w:hint="eastAsia"/>
-              </w:rPr>
-              <w:t xml:space="preserve">했다. </w:t>
-            </w:r>
-            <w:r>
-              <w:rPr>
-                <w:rFonts w:hint="eastAsia"/>
-              </w:rPr>
-              <w:t>공부에 시간을 많이 쓰지 못</w:t>
-            </w:r>
-            <w:r>
-              <w:rPr>
-                <w:rFonts w:hint="eastAsia"/>
-              </w:rPr>
-              <w:t>했다는 것이다!</w:t>
-            </w:r>
-            <w:r>
-              <w:rPr>
-                <w:rFonts w:hint="eastAsia"/>
-              </w:rPr>
-              <w:t xml:space="preserve"> 그래도 아예 안 한 건 아니라 다행이다. 다음 주부터 개강인데 프로젝트에 시간을 많이 못 쓸 것 같아 걱정이긴 하지만, 틈틈이 </w:t>
-            </w:r>
-            <w:r>
-              <w:rPr>
-                <w:rFonts w:hint="eastAsia"/>
-              </w:rPr>
-              <w:t>공부해야겠다.</w:t>
+            <w:r>
+              <w:rPr>
+                <w:rFonts w:hint="eastAsia"/>
+              </w:rPr>
+              <w:t xml:space="preserve">- 이번 주 회고: 이번 주는 개강 전 방학을 마지막으로 즐기느라 외출을 많이 했다. 공부에 시간을 많이 쓰지 못했다는 것이다! 그래도 아예 안 한 건 아니라 다행이다. 다음 주부터 개강인데 프로젝트에 시간을 많이 못 쓸 것 같아 걱정이긴 하지만, 틈틈이 </w:t>
+            </w:r>
+            <w:proofErr w:type="spellStart"/>
+            <w:r>
+              <w:rPr>
+                <w:rFonts w:hint="eastAsia"/>
+              </w:rPr>
+              <w:t>공부해야겠다</w:t>
+            </w:r>
+            <w:proofErr w:type="spellEnd"/>
+            <w:r>
+              <w:rPr>
+                <w:rFonts w:hint="eastAsia"/>
+              </w:rPr>
+              <w:t>.</w:t>
             </w:r>
           </w:p>
         </w:tc>
@@ -2204,6 +2438,7 @@
   <w:style w:type="character" w:default="1" w:styleId="a0">
     <w:name w:val="Default Paragraph Font"/>
     <w:uiPriority w:val="1"/>
+    <w:semiHidden/>
     <w:unhideWhenUsed/>
   </w:style>
   <w:style w:type="table" w:default="1" w:styleId="a1">
